--- a/media/R4444/output_dir/bg/需求指标符合性情况.docx
+++ b/media/R4444/output_dir/bg/需求指标符合性情况.docx
@@ -365,7 +365,150 @@
               <w:rPr>
                 <w:szCs w:val="21"/>
               </w:rPr>
-              <w:t xml:space="preserve">《测试项目软件需求规格说明》测试设计需求:3.3.3</w:t>
+              <w:t xml:space="preserve">《测试项目软件需求规格说明》测试设计需求首轮哟:3.3.3</w:t>
+            </w:r>
+          </w:p>
+        </w:tc>
+        <w:tc>
+          <w:tcPr>
+            <w:tcW w:w="2448" w:type="dxa"/>
+            <w:shd w:val="clear" w:color="auto" w:fill="auto"/>
+            <w:vAlign w:val="center"/>
+          </w:tcPr>
+          <w:p>
+            <w:pPr>
+              <w:wordWrap w:val="0"/>
+              <w:adjustRightInd w:val="0"/>
+              <w:rPr>
+                <w:szCs w:val="21"/>
+              </w:rPr>
+            </w:pPr>
+            <w:r>
+              <w:rPr>
+                <w:szCs w:val="21"/>
+              </w:rPr>
+              <w:t xml:space="preserve"/>
+            </w:r>
+          </w:p>
+        </w:tc>
+        <w:tc>
+          <w:tcPr>
+            <w:tcW w:w="2212" w:type="dxa"/>
+            <w:shd w:val="clear" w:color="auto" w:fill="auto"/>
+            <w:vAlign w:val="center"/>
+          </w:tcPr>
+          <w:p>
+            <w:pPr>
+              <w:wordWrap w:val="0"/>
+              <w:adjustRightInd w:val="0"/>
+              <w:rPr>
+                <w:szCs w:val="21"/>
+              </w:rPr>
+            </w:pPr>
+            <w:r>
+              <w:rPr>
+                <w:szCs w:val="21"/>
+              </w:rPr>
+              <w:t xml:space="preserve">1、CCCC-首轮测试项1号</w:t>
+            </w:r>
+          </w:p>
+          <w:p>
+            <w:pPr>
+              <w:wordWrap w:val="0"/>
+              <w:adjustRightInd w:val="0"/>
+              <w:rPr>
+                <w:szCs w:val="21"/>
+              </w:rPr>
+            </w:pPr>
+            <w:r>
+              <w:rPr>
+                <w:szCs w:val="21"/>
+              </w:rPr>
+              <w:t xml:space="preserve">2、PPPP-某测试项</w:t>
+            </w:r>
+          </w:p>
+          <w:p>
+            <w:pPr>
+              <w:wordWrap w:val="0"/>
+              <w:adjustRightInd w:val="0"/>
+              <w:rPr>
+                <w:szCs w:val="21"/>
+              </w:rPr>
+            </w:pPr>
+            <w:r>
+              <w:rPr>
+                <w:szCs w:val="21"/>
+              </w:rPr>
+              <w:t xml:space="preserve">3、DDDD-站内信测试项</w:t>
+            </w:r>
+          </w:p>
+        </w:tc>
+        <w:tc>
+          <w:tcPr>
+            <w:tcW w:w="1400" w:type="dxa"/>
+            <w:shd w:val="clear" w:color="auto" w:fill="auto"/>
+            <w:vAlign w:val="center"/>
+          </w:tcPr>
+          <w:p>
+            <w:pPr>
+              <w:wordWrap w:val="0"/>
+              <w:adjustRightInd w:val="0"/>
+              <w:rPr>
+                <w:szCs w:val="21"/>
+              </w:rPr>
+            </w:pPr>
+            <w:r>
+              <w:rPr>
+                <w:szCs w:val="21"/>
+              </w:rPr>
+              <w:t xml:space="preserve">通过</w:t>
+            </w:r>
+          </w:p>
+        </w:tc>
+      </w:tr>
+      <w:tr>
+        <w:tc>
+          <w:tcPr>
+            <w:tcW w:w="796" w:type="dxa"/>
+            <w:shd w:val="clear" w:color="auto" w:fill="auto"/>
+            <w:vAlign w:val="center"/>
+          </w:tcPr>
+          <w:p>
+            <w:pPr>
+              <w:pStyle w:val="af7"/>
+              <w:numPr>
+                <w:ilvl w:val="0"/>
+                <w:numId w:val="36"/>
+              </w:numPr>
+              <w:adjustRightInd w:val="0"/>
+              <w:ind w:firstLineChars="0"/>
+              <w:jc w:val="center"/>
+              <w:rPr>
+                <w:rFonts w:hint="eastAsia"/>
+                <w:szCs w:val="21"/>
+              </w:rPr>
+            </w:pPr>
+          </w:p>
+        </w:tc>
+        <w:tc>
+          <w:tcPr>
+            <w:tcW w:w="2184" w:type="dxa"/>
+            <w:shd w:val="clear" w:color="auto" w:fill="auto"/>
+            <w:vAlign w:val="center"/>
+          </w:tcPr>
+          <w:p>
+            <w:pPr>
+              <w:wordWrap w:val="0"/>
+              <w:adjustRightInd w:val="0"/>
+              <w:rPr>
+                <w:szCs w:val="21"/>
+              </w:rPr>
+            </w:pPr>
+            <w:r>
+              <w:rPr>
+                <w:szCs w:val="21"/>
+              </w:rPr>
+              <w:t xml:space="preserve">《测试项目软件需求规格说明》看看描述为空什么情况:2.2.2</w:t>
             </w:r>
           </w:p>
         </w:tc>
@@ -821,7 +964,7 @@
               <w:rPr>
                 <w:szCs w:val="21"/>
               </w:rPr>
-              <w:t xml:space="preserve">总要求神奇宝贝1号</w:t>
+              <w:t xml:space="preserve"/>
             </w:r>
           </w:p>
         </w:tc>
